--- a/documents/CV-ReinoutvanderWulp.docx
+++ b/documents/CV-ReinoutvanderWulp.docx
@@ -1,6 +1,6 @@
 
 <file path=word/document.xml><?xml version="1.0" encoding="utf-8"?>
-<w:document xmlns:wpc="http://schemas.microsoft.com/office/word/2010/wordprocessingCanvas" xmlns:cx="http://schemas.microsoft.com/office/drawing/2014/chartex" xmlns:cx1="http://schemas.microsoft.com/office/drawing/2015/9/8/chartex" xmlns:cx2="http://schemas.microsoft.com/office/drawing/2015/10/21/chartex" xmlns:cx3="http://schemas.microsoft.com/office/drawing/2016/5/9/chartex" xmlns:cx4="http://schemas.microsoft.com/office/drawing/2016/5/10/chartex" xmlns:cx5="http://schemas.microsoft.com/office/drawing/2016/5/11/chartex" xmlns:cx6="http://schemas.microsoft.com/office/drawing/2016/5/12/chartex" xmlns:cx7="http://schemas.microsoft.com/office/drawing/2016/5/13/chartex" xmlns:cx8="http://schemas.microsoft.com/office/drawing/2016/5/14/chartex" xmlns:mc="http://schemas.openxmlformats.org/markup-compatibility/2006" xmlns:aink="http://schemas.microsoft.com/office/drawing/2016/ink" xmlns:am3d="http://schemas.microsoft.com/office/drawing/2017/model3d" xmlns:o="urn:schemas-microsoft-com:office:office" xmlns:oel="http://schemas.microsoft.com/office/2019/extlst" xmlns:r="http://schemas.openxmlformats.org/officeDocument/2006/relationships" xmlns:m="http://schemas.openxmlformats.org/officeDocument/2006/math" xmlns:v="urn:schemas-microsoft-com:vml" xmlns:wp14="http://schemas.microsoft.com/office/word/2010/wordprocessingDrawing" xmlns:wp="http://schemas.openxmlformats.org/drawingml/2006/wordprocessingDrawing" xmlns:w10="urn:schemas-microsoft-com:office:word" xmlns:w="http://schemas.openxmlformats.org/wordprocessingml/2006/main" xmlns:w14="http://schemas.microsoft.com/office/word/2010/wordml" xmlns:w15="http://schemas.microsoft.com/office/word/2012/wordml" xmlns:w16cex="http://schemas.microsoft.com/office/word/2018/wordml/cex" xmlns:w16cid="http://schemas.microsoft.com/office/word/2016/wordml/cid" xmlns:w16="http://schemas.microsoft.com/office/word/2018/wordml" xmlns:w16sdtdh="http://schemas.microsoft.com/office/word/2020/wordml/sdtdatahash" xmlns:w16se="http://schemas.microsoft.com/office/word/2015/wordml/symex" xmlns:wpg="http://schemas.microsoft.com/office/word/2010/wordprocessingGroup" xmlns:wpi="http://schemas.microsoft.com/office/word/2010/wordprocessingInk" xmlns:wne="http://schemas.microsoft.com/office/word/2006/wordml" xmlns:wps="http://schemas.microsoft.com/office/word/2010/wordprocessingShape" mc:Ignorable="w14 w15 w16se w16cid w16 w16cex w16sdtdh wp14">
+<w:document xmlns:wpc="http://schemas.microsoft.com/office/word/2010/wordprocessingCanvas" xmlns:cx="http://schemas.microsoft.com/office/drawing/2014/chartex" xmlns:cx1="http://schemas.microsoft.com/office/drawing/2015/9/8/chartex" xmlns:cx2="http://schemas.microsoft.com/office/drawing/2015/10/21/chartex" xmlns:cx3="http://schemas.microsoft.com/office/drawing/2016/5/9/chartex" xmlns:cx4="http://schemas.microsoft.com/office/drawing/2016/5/10/chartex" xmlns:cx5="http://schemas.microsoft.com/office/drawing/2016/5/11/chartex" xmlns:cx6="http://schemas.microsoft.com/office/drawing/2016/5/12/chartex" xmlns:cx7="http://schemas.microsoft.com/office/drawing/2016/5/13/chartex" xmlns:cx8="http://schemas.microsoft.com/office/drawing/2016/5/14/chartex" xmlns:mc="http://schemas.openxmlformats.org/markup-compatibility/2006" xmlns:aink="http://schemas.microsoft.com/office/drawing/2016/ink" xmlns:am3d="http://schemas.microsoft.com/office/drawing/2017/model3d" xmlns:o="urn:schemas-microsoft-com:office:office" xmlns:oel="http://schemas.microsoft.com/office/2019/extlst" xmlns:r="http://schemas.openxmlformats.org/officeDocument/2006/relationships" xmlns:m="http://schemas.openxmlformats.org/officeDocument/2006/math" xmlns:v="urn:schemas-microsoft-com:vml" xmlns:wp14="http://schemas.microsoft.com/office/word/2010/wordprocessingDrawing" xmlns:wp="http://schemas.openxmlformats.org/drawingml/2006/wordprocessingDrawing" xmlns:w10="urn:schemas-microsoft-com:office:word" xmlns:w="http://schemas.openxmlformats.org/wordprocessingml/2006/main" xmlns:w14="http://schemas.microsoft.com/office/word/2010/wordml" xmlns:w15="http://schemas.microsoft.com/office/word/2012/wordml" xmlns:w16cex="http://schemas.microsoft.com/office/word/2018/wordml/cex" xmlns:w16cid="http://schemas.microsoft.com/office/word/2016/wordml/cid" xmlns:w16="http://schemas.microsoft.com/office/word/2018/wordml" xmlns:w16du="http://schemas.microsoft.com/office/word/2023/wordml/word16du" xmlns:w16sdtdh="http://schemas.microsoft.com/office/word/2020/wordml/sdtdatahash" xmlns:w16se="http://schemas.microsoft.com/office/word/2015/wordml/symex" xmlns:wpg="http://schemas.microsoft.com/office/word/2010/wordprocessingGroup" xmlns:wpi="http://schemas.microsoft.com/office/word/2010/wordprocessingInk" xmlns:wne="http://schemas.microsoft.com/office/word/2006/wordml" xmlns:wps="http://schemas.microsoft.com/office/word/2010/wordprocessingShape" mc:Ignorable="w14 w15 w16se w16cid w16 w16cex w16sdtdh wp14">
   <w:body>
     <w:tbl>
       <w:tblPr>
@@ -321,6 +321,14 @@
               </w:rPr>
               <w:t xml:space="preserve"> / </w:t>
             </w:r>
+          </w:p>
+          <w:p>
+            <w:pPr>
+              <w:spacing w:after="60"/>
+              <w:rPr>
+                <w:color w:val="4F81BD" w:themeColor="accent1"/>
+              </w:rPr>
+            </w:pPr>
             <w:r>
               <w:rPr>
                 <w:color w:val="4F81BD" w:themeColor="accent1"/>
@@ -499,7 +507,13 @@
         </w:rPr>
       </w:pPr>
       <w:r>
-        <w:t xml:space="preserve">Management – Ik heb geleerd te werken met management tools zoals </w:t>
+        <w:t xml:space="preserve">Management – Ik heb geleerd te werken met </w:t>
+      </w:r>
+      <w:r>
+        <w:t xml:space="preserve">agile </w:t>
+      </w:r>
+      <w:r>
+        <w:t xml:space="preserve">management tools zoals </w:t>
       </w:r>
       <w:proofErr w:type="spellStart"/>
       <w:r>
@@ -507,7 +521,7 @@
       </w:r>
       <w:proofErr w:type="spellEnd"/>
       <w:r>
-        <w:t xml:space="preserve"> en agile werken. </w:t>
+        <w:t xml:space="preserve">. </w:t>
       </w:r>
     </w:p>
     <w:p>
@@ -867,7 +881,25 @@
         <w:rPr>
           <w:rStyle w:val="cv6tekstChar"/>
         </w:rPr>
-        <w:t xml:space="preserve"> / Kasteelpark</w:t>
+        <w:t xml:space="preserve"> </w:t>
+      </w:r>
+      <w:r>
+        <w:rPr>
+          <w:rStyle w:val="cv6tekstChar"/>
+        </w:rPr>
+        <w:t>Oostmalle</w:t>
+      </w:r>
+      <w:r>
+        <w:rPr>
+          <w:rStyle w:val="cv6tekstChar"/>
+        </w:rPr>
+        <w:t>/ Kasteelpark</w:t>
+      </w:r>
+      <w:r>
+        <w:rPr>
+          <w:rStyle w:val="cv6tekstChar"/>
+        </w:rPr>
+        <w:t xml:space="preserve"> Oud-Turnhout</w:t>
       </w:r>
       <w:r>
         <w:rPr>
@@ -1012,10 +1044,10 @@
         <w:t xml:space="preserve">Ik </w:t>
       </w:r>
       <w:r>
-        <w:t>ben nog in opleiding, dus ben ik</w:t>
-      </w:r>
-      <w:r>
-        <w:t xml:space="preserve"> niet altijd beschikbaar. Ik heb nog geen rijbewijs B behaald.</w:t>
+        <w:t>ben nog in opleiding</w:t>
+      </w:r>
+      <w:r>
+        <w:t>. Ik heb nog geen rijbewijs B behaald.</w:t>
       </w:r>
     </w:p>
     <w:sectPr>
@@ -1031,7 +1063,7 @@
 </file>
 
 <file path=word/endnotes.xml><?xml version="1.0" encoding="utf-8"?>
-<w:endnotes xmlns:wpc="http://schemas.microsoft.com/office/word/2010/wordprocessingCanvas" xmlns:cx="http://schemas.microsoft.com/office/drawing/2014/chartex" xmlns:cx1="http://schemas.microsoft.com/office/drawing/2015/9/8/chartex" xmlns:cx2="http://schemas.microsoft.com/office/drawing/2015/10/21/chartex" xmlns:cx3="http://schemas.microsoft.com/office/drawing/2016/5/9/chartex" xmlns:cx4="http://schemas.microsoft.com/office/drawing/2016/5/10/chartex" xmlns:cx5="http://schemas.microsoft.com/office/drawing/2016/5/11/chartex" xmlns:cx6="http://schemas.microsoft.com/office/drawing/2016/5/12/chartex" xmlns:cx7="http://schemas.microsoft.com/office/drawing/2016/5/13/chartex" xmlns:cx8="http://schemas.microsoft.com/office/drawing/2016/5/14/chartex" xmlns:mc="http://schemas.openxmlformats.org/markup-compatibility/2006" xmlns:aink="http://schemas.microsoft.com/office/drawing/2016/ink" xmlns:am3d="http://schemas.microsoft.com/office/drawing/2017/model3d" xmlns:o="urn:schemas-microsoft-com:office:office" xmlns:oel="http://schemas.microsoft.com/office/2019/extlst" xmlns:r="http://schemas.openxmlformats.org/officeDocument/2006/relationships" xmlns:m="http://schemas.openxmlformats.org/officeDocument/2006/math" xmlns:v="urn:schemas-microsoft-com:vml" xmlns:wp14="http://schemas.microsoft.com/office/word/2010/wordprocessingDrawing" xmlns:wp="http://schemas.openxmlformats.org/drawingml/2006/wordprocessingDrawing" xmlns:w10="urn:schemas-microsoft-com:office:word" xmlns:w="http://schemas.openxmlformats.org/wordprocessingml/2006/main" xmlns:w14="http://schemas.microsoft.com/office/word/2010/wordml" xmlns:w15="http://schemas.microsoft.com/office/word/2012/wordml" xmlns:w16cex="http://schemas.microsoft.com/office/word/2018/wordml/cex" xmlns:w16cid="http://schemas.microsoft.com/office/word/2016/wordml/cid" xmlns:w16="http://schemas.microsoft.com/office/word/2018/wordml" xmlns:w16sdtdh="http://schemas.microsoft.com/office/word/2020/wordml/sdtdatahash" xmlns:w16se="http://schemas.microsoft.com/office/word/2015/wordml/symex" xmlns:wpg="http://schemas.microsoft.com/office/word/2010/wordprocessingGroup" xmlns:wpi="http://schemas.microsoft.com/office/word/2010/wordprocessingInk" xmlns:wne="http://schemas.microsoft.com/office/word/2006/wordml" xmlns:wps="http://schemas.microsoft.com/office/word/2010/wordprocessingShape" mc:Ignorable="w14 w15 w16se w16cid w16 w16cex w16sdtdh wp14">
+<w:endnotes xmlns:wpc="http://schemas.microsoft.com/office/word/2010/wordprocessingCanvas" xmlns:cx="http://schemas.microsoft.com/office/drawing/2014/chartex" xmlns:cx1="http://schemas.microsoft.com/office/drawing/2015/9/8/chartex" xmlns:cx2="http://schemas.microsoft.com/office/drawing/2015/10/21/chartex" xmlns:cx3="http://schemas.microsoft.com/office/drawing/2016/5/9/chartex" xmlns:cx4="http://schemas.microsoft.com/office/drawing/2016/5/10/chartex" xmlns:cx5="http://schemas.microsoft.com/office/drawing/2016/5/11/chartex" xmlns:cx6="http://schemas.microsoft.com/office/drawing/2016/5/12/chartex" xmlns:cx7="http://schemas.microsoft.com/office/drawing/2016/5/13/chartex" xmlns:cx8="http://schemas.microsoft.com/office/drawing/2016/5/14/chartex" xmlns:mc="http://schemas.openxmlformats.org/markup-compatibility/2006" xmlns:aink="http://schemas.microsoft.com/office/drawing/2016/ink" xmlns:am3d="http://schemas.microsoft.com/office/drawing/2017/model3d" xmlns:o="urn:schemas-microsoft-com:office:office" xmlns:oel="http://schemas.microsoft.com/office/2019/extlst" xmlns:r="http://schemas.openxmlformats.org/officeDocument/2006/relationships" xmlns:m="http://schemas.openxmlformats.org/officeDocument/2006/math" xmlns:v="urn:schemas-microsoft-com:vml" xmlns:wp14="http://schemas.microsoft.com/office/word/2010/wordprocessingDrawing" xmlns:wp="http://schemas.openxmlformats.org/drawingml/2006/wordprocessingDrawing" xmlns:w10="urn:schemas-microsoft-com:office:word" xmlns:w="http://schemas.openxmlformats.org/wordprocessingml/2006/main" xmlns:w14="http://schemas.microsoft.com/office/word/2010/wordml" xmlns:w15="http://schemas.microsoft.com/office/word/2012/wordml" xmlns:w16cex="http://schemas.microsoft.com/office/word/2018/wordml/cex" xmlns:w16cid="http://schemas.microsoft.com/office/word/2016/wordml/cid" xmlns:w16="http://schemas.microsoft.com/office/word/2018/wordml" xmlns:w16du="http://schemas.microsoft.com/office/word/2023/wordml/word16du" xmlns:w16sdtdh="http://schemas.microsoft.com/office/word/2020/wordml/sdtdatahash" xmlns:w16se="http://schemas.microsoft.com/office/word/2015/wordml/symex" xmlns:wpg="http://schemas.microsoft.com/office/word/2010/wordprocessingGroup" xmlns:wpi="http://schemas.microsoft.com/office/word/2010/wordprocessingInk" xmlns:wne="http://schemas.microsoft.com/office/word/2006/wordml" xmlns:wps="http://schemas.microsoft.com/office/word/2010/wordprocessingShape" mc:Ignorable="w14 w15 w16se w16cid w16 w16cex w16sdtdh wp14">
   <w:endnote w:type="separator" w:id="-1">
     <w:p>
       <w:pPr>
@@ -1056,7 +1088,7 @@
 </file>
 
 <file path=word/footer1.xml><?xml version="1.0" encoding="utf-8"?>
-<w:ftr xmlns:wpc="http://schemas.microsoft.com/office/word/2010/wordprocessingCanvas" xmlns:cx="http://schemas.microsoft.com/office/drawing/2014/chartex" xmlns:cx1="http://schemas.microsoft.com/office/drawing/2015/9/8/chartex" xmlns:cx2="http://schemas.microsoft.com/office/drawing/2015/10/21/chartex" xmlns:cx3="http://schemas.microsoft.com/office/drawing/2016/5/9/chartex" xmlns:cx4="http://schemas.microsoft.com/office/drawing/2016/5/10/chartex" xmlns:cx5="http://schemas.microsoft.com/office/drawing/2016/5/11/chartex" xmlns:cx6="http://schemas.microsoft.com/office/drawing/2016/5/12/chartex" xmlns:cx7="http://schemas.microsoft.com/office/drawing/2016/5/13/chartex" xmlns:cx8="http://schemas.microsoft.com/office/drawing/2016/5/14/chartex" xmlns:mc="http://schemas.openxmlformats.org/markup-compatibility/2006" xmlns:aink="http://schemas.microsoft.com/office/drawing/2016/ink" xmlns:am3d="http://schemas.microsoft.com/office/drawing/2017/model3d" xmlns:o="urn:schemas-microsoft-com:office:office" xmlns:oel="http://schemas.microsoft.com/office/2019/extlst" xmlns:r="http://schemas.openxmlformats.org/officeDocument/2006/relationships" xmlns:m="http://schemas.openxmlformats.org/officeDocument/2006/math" xmlns:v="urn:schemas-microsoft-com:vml" xmlns:wp14="http://schemas.microsoft.com/office/word/2010/wordprocessingDrawing" xmlns:wp="http://schemas.openxmlformats.org/drawingml/2006/wordprocessingDrawing" xmlns:w10="urn:schemas-microsoft-com:office:word" xmlns:w="http://schemas.openxmlformats.org/wordprocessingml/2006/main" xmlns:w14="http://schemas.microsoft.com/office/word/2010/wordml" xmlns:w15="http://schemas.microsoft.com/office/word/2012/wordml" xmlns:w16cex="http://schemas.microsoft.com/office/word/2018/wordml/cex" xmlns:w16cid="http://schemas.microsoft.com/office/word/2016/wordml/cid" xmlns:w16="http://schemas.microsoft.com/office/word/2018/wordml" xmlns:w16sdtdh="http://schemas.microsoft.com/office/word/2020/wordml/sdtdatahash" xmlns:w16se="http://schemas.microsoft.com/office/word/2015/wordml/symex" xmlns:wpg="http://schemas.microsoft.com/office/word/2010/wordprocessingGroup" xmlns:wpi="http://schemas.microsoft.com/office/word/2010/wordprocessingInk" xmlns:wne="http://schemas.microsoft.com/office/word/2006/wordml" xmlns:wps="http://schemas.microsoft.com/office/word/2010/wordprocessingShape" mc:Ignorable="w14 w15 w16se w16cid w16 w16cex w16sdtdh wp14">
+<w:ftr xmlns:wpc="http://schemas.microsoft.com/office/word/2010/wordprocessingCanvas" xmlns:cx="http://schemas.microsoft.com/office/drawing/2014/chartex" xmlns:cx1="http://schemas.microsoft.com/office/drawing/2015/9/8/chartex" xmlns:cx2="http://schemas.microsoft.com/office/drawing/2015/10/21/chartex" xmlns:cx3="http://schemas.microsoft.com/office/drawing/2016/5/9/chartex" xmlns:cx4="http://schemas.microsoft.com/office/drawing/2016/5/10/chartex" xmlns:cx5="http://schemas.microsoft.com/office/drawing/2016/5/11/chartex" xmlns:cx6="http://schemas.microsoft.com/office/drawing/2016/5/12/chartex" xmlns:cx7="http://schemas.microsoft.com/office/drawing/2016/5/13/chartex" xmlns:cx8="http://schemas.microsoft.com/office/drawing/2016/5/14/chartex" xmlns:mc="http://schemas.openxmlformats.org/markup-compatibility/2006" xmlns:aink="http://schemas.microsoft.com/office/drawing/2016/ink" xmlns:am3d="http://schemas.microsoft.com/office/drawing/2017/model3d" xmlns:o="urn:schemas-microsoft-com:office:office" xmlns:oel="http://schemas.microsoft.com/office/2019/extlst" xmlns:r="http://schemas.openxmlformats.org/officeDocument/2006/relationships" xmlns:m="http://schemas.openxmlformats.org/officeDocument/2006/math" xmlns:v="urn:schemas-microsoft-com:vml" xmlns:wp14="http://schemas.microsoft.com/office/word/2010/wordprocessingDrawing" xmlns:wp="http://schemas.openxmlformats.org/drawingml/2006/wordprocessingDrawing" xmlns:w10="urn:schemas-microsoft-com:office:word" xmlns:w="http://schemas.openxmlformats.org/wordprocessingml/2006/main" xmlns:w14="http://schemas.microsoft.com/office/word/2010/wordml" xmlns:w15="http://schemas.microsoft.com/office/word/2012/wordml" xmlns:w16cex="http://schemas.microsoft.com/office/word/2018/wordml/cex" xmlns:w16cid="http://schemas.microsoft.com/office/word/2016/wordml/cid" xmlns:w16="http://schemas.microsoft.com/office/word/2018/wordml" xmlns:w16du="http://schemas.microsoft.com/office/word/2023/wordml/word16du" xmlns:w16sdtdh="http://schemas.microsoft.com/office/word/2020/wordml/sdtdatahash" xmlns:w16se="http://schemas.microsoft.com/office/word/2015/wordml/symex" xmlns:wpg="http://schemas.microsoft.com/office/word/2010/wordprocessingGroup" xmlns:wpi="http://schemas.microsoft.com/office/word/2010/wordprocessingInk" xmlns:wne="http://schemas.microsoft.com/office/word/2006/wordml" xmlns:wps="http://schemas.microsoft.com/office/word/2010/wordprocessingShape" mc:Ignorable="w14 w15 w16se w16cid w16 w16cex w16sdtdh wp14">
   <w:p>
     <w:pPr>
       <w:pStyle w:val="Voettekst"/>
@@ -1073,7 +1105,7 @@
 </file>
 
 <file path=word/footnotes.xml><?xml version="1.0" encoding="utf-8"?>
-<w:footnotes xmlns:wpc="http://schemas.microsoft.com/office/word/2010/wordprocessingCanvas" xmlns:cx="http://schemas.microsoft.com/office/drawing/2014/chartex" xmlns:cx1="http://schemas.microsoft.com/office/drawing/2015/9/8/chartex" xmlns:cx2="http://schemas.microsoft.com/office/drawing/2015/10/21/chartex" xmlns:cx3="http://schemas.microsoft.com/office/drawing/2016/5/9/chartex" xmlns:cx4="http://schemas.microsoft.com/office/drawing/2016/5/10/chartex" xmlns:cx5="http://schemas.microsoft.com/office/drawing/2016/5/11/chartex" xmlns:cx6="http://schemas.microsoft.com/office/drawing/2016/5/12/chartex" xmlns:cx7="http://schemas.microsoft.com/office/drawing/2016/5/13/chartex" xmlns:cx8="http://schemas.microsoft.com/office/drawing/2016/5/14/chartex" xmlns:mc="http://schemas.openxmlformats.org/markup-compatibility/2006" xmlns:aink="http://schemas.microsoft.com/office/drawing/2016/ink" xmlns:am3d="http://schemas.microsoft.com/office/drawing/2017/model3d" xmlns:o="urn:schemas-microsoft-com:office:office" xmlns:oel="http://schemas.microsoft.com/office/2019/extlst" xmlns:r="http://schemas.openxmlformats.org/officeDocument/2006/relationships" xmlns:m="http://schemas.openxmlformats.org/officeDocument/2006/math" xmlns:v="urn:schemas-microsoft-com:vml" xmlns:wp14="http://schemas.microsoft.com/office/word/2010/wordprocessingDrawing" xmlns:wp="http://schemas.openxmlformats.org/drawingml/2006/wordprocessingDrawing" xmlns:w10="urn:schemas-microsoft-com:office:word" xmlns:w="http://schemas.openxmlformats.org/wordprocessingml/2006/main" xmlns:w14="http://schemas.microsoft.com/office/word/2010/wordml" xmlns:w15="http://schemas.microsoft.com/office/word/2012/wordml" xmlns:w16cex="http://schemas.microsoft.com/office/word/2018/wordml/cex" xmlns:w16cid="http://schemas.microsoft.com/office/word/2016/wordml/cid" xmlns:w16="http://schemas.microsoft.com/office/word/2018/wordml" xmlns:w16sdtdh="http://schemas.microsoft.com/office/word/2020/wordml/sdtdatahash" xmlns:w16se="http://schemas.microsoft.com/office/word/2015/wordml/symex" xmlns:wpg="http://schemas.microsoft.com/office/word/2010/wordprocessingGroup" xmlns:wpi="http://schemas.microsoft.com/office/word/2010/wordprocessingInk" xmlns:wne="http://schemas.microsoft.com/office/word/2006/wordml" xmlns:wps="http://schemas.microsoft.com/office/word/2010/wordprocessingShape" mc:Ignorable="w14 w15 w16se w16cid w16 w16cex w16sdtdh wp14">
+<w:footnotes xmlns:wpc="http://schemas.microsoft.com/office/word/2010/wordprocessingCanvas" xmlns:cx="http://schemas.microsoft.com/office/drawing/2014/chartex" xmlns:cx1="http://schemas.microsoft.com/office/drawing/2015/9/8/chartex" xmlns:cx2="http://schemas.microsoft.com/office/drawing/2015/10/21/chartex" xmlns:cx3="http://schemas.microsoft.com/office/drawing/2016/5/9/chartex" xmlns:cx4="http://schemas.microsoft.com/office/drawing/2016/5/10/chartex" xmlns:cx5="http://schemas.microsoft.com/office/drawing/2016/5/11/chartex" xmlns:cx6="http://schemas.microsoft.com/office/drawing/2016/5/12/chartex" xmlns:cx7="http://schemas.microsoft.com/office/drawing/2016/5/13/chartex" xmlns:cx8="http://schemas.microsoft.com/office/drawing/2016/5/14/chartex" xmlns:mc="http://schemas.openxmlformats.org/markup-compatibility/2006" xmlns:aink="http://schemas.microsoft.com/office/drawing/2016/ink" xmlns:am3d="http://schemas.microsoft.com/office/drawing/2017/model3d" xmlns:o="urn:schemas-microsoft-com:office:office" xmlns:oel="http://schemas.microsoft.com/office/2019/extlst" xmlns:r="http://schemas.openxmlformats.org/officeDocument/2006/relationships" xmlns:m="http://schemas.openxmlformats.org/officeDocument/2006/math" xmlns:v="urn:schemas-microsoft-com:vml" xmlns:wp14="http://schemas.microsoft.com/office/word/2010/wordprocessingDrawing" xmlns:wp="http://schemas.openxmlformats.org/drawingml/2006/wordprocessingDrawing" xmlns:w10="urn:schemas-microsoft-com:office:word" xmlns:w="http://schemas.openxmlformats.org/wordprocessingml/2006/main" xmlns:w14="http://schemas.microsoft.com/office/word/2010/wordml" xmlns:w15="http://schemas.microsoft.com/office/word/2012/wordml" xmlns:w16cex="http://schemas.microsoft.com/office/word/2018/wordml/cex" xmlns:w16cid="http://schemas.microsoft.com/office/word/2016/wordml/cid" xmlns:w16="http://schemas.microsoft.com/office/word/2018/wordml" xmlns:w16du="http://schemas.microsoft.com/office/word/2023/wordml/word16du" xmlns:w16sdtdh="http://schemas.microsoft.com/office/word/2020/wordml/sdtdatahash" xmlns:w16se="http://schemas.microsoft.com/office/word/2015/wordml/symex" xmlns:wpg="http://schemas.microsoft.com/office/word/2010/wordprocessingGroup" xmlns:wpi="http://schemas.microsoft.com/office/word/2010/wordprocessingInk" xmlns:wne="http://schemas.microsoft.com/office/word/2006/wordml" xmlns:wps="http://schemas.microsoft.com/office/word/2010/wordprocessingShape" mc:Ignorable="w14 w15 w16se w16cid w16 w16cex w16sdtdh wp14">
   <w:footnote w:type="separator" w:id="-1">
     <w:p>
       <w:pPr>
@@ -1098,7 +1130,7 @@
 </file>
 
 <file path=word/numbering.xml><?xml version="1.0" encoding="utf-8"?>
-<w:numbering xmlns:wpc="http://schemas.microsoft.com/office/word/2010/wordprocessingCanvas" xmlns:cx="http://schemas.microsoft.com/office/drawing/2014/chartex" xmlns:cx1="http://schemas.microsoft.com/office/drawing/2015/9/8/chartex" xmlns:cx2="http://schemas.microsoft.com/office/drawing/2015/10/21/chartex" xmlns:cx3="http://schemas.microsoft.com/office/drawing/2016/5/9/chartex" xmlns:cx4="http://schemas.microsoft.com/office/drawing/2016/5/10/chartex" xmlns:cx5="http://schemas.microsoft.com/office/drawing/2016/5/11/chartex" xmlns:cx6="http://schemas.microsoft.com/office/drawing/2016/5/12/chartex" xmlns:cx7="http://schemas.microsoft.com/office/drawing/2016/5/13/chartex" xmlns:cx8="http://schemas.microsoft.com/office/drawing/2016/5/14/chartex" xmlns:mc="http://schemas.openxmlformats.org/markup-compatibility/2006" xmlns:aink="http://schemas.microsoft.com/office/drawing/2016/ink" xmlns:am3d="http://schemas.microsoft.com/office/drawing/2017/model3d" xmlns:o="urn:schemas-microsoft-com:office:office" xmlns:oel="http://schemas.microsoft.com/office/2019/extlst" xmlns:r="http://schemas.openxmlformats.org/officeDocument/2006/relationships" xmlns:m="http://schemas.openxmlformats.org/officeDocument/2006/math" xmlns:v="urn:schemas-microsoft-com:vml" xmlns:wp14="http://schemas.microsoft.com/office/word/2010/wordprocessingDrawing" xmlns:wp="http://schemas.openxmlformats.org/drawingml/2006/wordprocessingDrawing" xmlns:w10="urn:schemas-microsoft-com:office:word" xmlns:w="http://schemas.openxmlformats.org/wordprocessingml/2006/main" xmlns:w14="http://schemas.microsoft.com/office/word/2010/wordml" xmlns:w15="http://schemas.microsoft.com/office/word/2012/wordml" xmlns:w16cex="http://schemas.microsoft.com/office/word/2018/wordml/cex" xmlns:w16cid="http://schemas.microsoft.com/office/word/2016/wordml/cid" xmlns:w16="http://schemas.microsoft.com/office/word/2018/wordml" xmlns:w16sdtdh="http://schemas.microsoft.com/office/word/2020/wordml/sdtdatahash" xmlns:w16se="http://schemas.microsoft.com/office/word/2015/wordml/symex" xmlns:wpg="http://schemas.microsoft.com/office/word/2010/wordprocessingGroup" xmlns:wpi="http://schemas.microsoft.com/office/word/2010/wordprocessingInk" xmlns:wne="http://schemas.microsoft.com/office/word/2006/wordml" xmlns:wps="http://schemas.microsoft.com/office/word/2010/wordprocessingShape" mc:Ignorable="w14 w15 w16se w16cid w16 w16cex w16sdtdh wp14">
+<w:numbering xmlns:wpc="http://schemas.microsoft.com/office/word/2010/wordprocessingCanvas" xmlns:cx="http://schemas.microsoft.com/office/drawing/2014/chartex" xmlns:cx1="http://schemas.microsoft.com/office/drawing/2015/9/8/chartex" xmlns:cx2="http://schemas.microsoft.com/office/drawing/2015/10/21/chartex" xmlns:cx3="http://schemas.microsoft.com/office/drawing/2016/5/9/chartex" xmlns:cx4="http://schemas.microsoft.com/office/drawing/2016/5/10/chartex" xmlns:cx5="http://schemas.microsoft.com/office/drawing/2016/5/11/chartex" xmlns:cx6="http://schemas.microsoft.com/office/drawing/2016/5/12/chartex" xmlns:cx7="http://schemas.microsoft.com/office/drawing/2016/5/13/chartex" xmlns:cx8="http://schemas.microsoft.com/office/drawing/2016/5/14/chartex" xmlns:mc="http://schemas.openxmlformats.org/markup-compatibility/2006" xmlns:aink="http://schemas.microsoft.com/office/drawing/2016/ink" xmlns:am3d="http://schemas.microsoft.com/office/drawing/2017/model3d" xmlns:o="urn:schemas-microsoft-com:office:office" xmlns:oel="http://schemas.microsoft.com/office/2019/extlst" xmlns:r="http://schemas.openxmlformats.org/officeDocument/2006/relationships" xmlns:m="http://schemas.openxmlformats.org/officeDocument/2006/math" xmlns:v="urn:schemas-microsoft-com:vml" xmlns:wp14="http://schemas.microsoft.com/office/word/2010/wordprocessingDrawing" xmlns:wp="http://schemas.openxmlformats.org/drawingml/2006/wordprocessingDrawing" xmlns:w10="urn:schemas-microsoft-com:office:word" xmlns:w="http://schemas.openxmlformats.org/wordprocessingml/2006/main" xmlns:w14="http://schemas.microsoft.com/office/word/2010/wordml" xmlns:w15="http://schemas.microsoft.com/office/word/2012/wordml" xmlns:w16cex="http://schemas.microsoft.com/office/word/2018/wordml/cex" xmlns:w16cid="http://schemas.microsoft.com/office/word/2016/wordml/cid" xmlns:w16="http://schemas.microsoft.com/office/word/2018/wordml" xmlns:w16du="http://schemas.microsoft.com/office/word/2023/wordml/word16du" xmlns:w16sdtdh="http://schemas.microsoft.com/office/word/2020/wordml/sdtdatahash" xmlns:w16se="http://schemas.microsoft.com/office/word/2015/wordml/symex" xmlns:wpg="http://schemas.microsoft.com/office/word/2010/wordprocessingGroup" xmlns:wpi="http://schemas.microsoft.com/office/word/2010/wordprocessingInk" xmlns:wne="http://schemas.microsoft.com/office/word/2006/wordml" xmlns:wps="http://schemas.microsoft.com/office/word/2010/wordprocessingShape" mc:Ignorable="w14 w15 w16se w16cid w16 w16cex w16sdtdh wp14">
   <w:abstractNum w:abstractNumId="0" w15:restartNumberingAfterBreak="0">
     <w:nsid w:val="06F5227F"/>
     <w:multiLevelType w:val="hybridMultilevel"/>
@@ -2667,7 +2699,7 @@
     <w:lsdException w:name="Table Web 2" w:semiHidden="1" w:unhideWhenUsed="1"/>
     <w:lsdException w:name="Table Web 3" w:semiHidden="1" w:unhideWhenUsed="1"/>
     <w:lsdException w:name="Balloon Text" w:locked="0" w:semiHidden="1" w:unhideWhenUsed="1"/>
-    <w:lsdException w:name="Table Grid" w:locked="0" w:semiHidden="1" w:uiPriority="59" w:unhideWhenUsed="1"/>
+    <w:lsdException w:name="Table Grid" w:locked="0" w:uiPriority="59"/>
     <w:lsdException w:name="Table Theme" w:semiHidden="1" w:unhideWhenUsed="1"/>
     <w:lsdException w:name="Placeholder Text" w:locked="0" w:semiHidden="1"/>
     <w:lsdException w:name="No Spacing" w:uiPriority="1" w:qFormat="1"/>
@@ -3403,7 +3435,7 @@
 </file>
 
 <file path=word/glossary/document.xml><?xml version="1.0" encoding="utf-8"?>
-<w:glossaryDocument xmlns:wpc="http://schemas.microsoft.com/office/word/2010/wordprocessingCanvas" xmlns:cx="http://schemas.microsoft.com/office/drawing/2014/chartex" xmlns:cx1="http://schemas.microsoft.com/office/drawing/2015/9/8/chartex" xmlns:cx2="http://schemas.microsoft.com/office/drawing/2015/10/21/chartex" xmlns:cx3="http://schemas.microsoft.com/office/drawing/2016/5/9/chartex" xmlns:cx4="http://schemas.microsoft.com/office/drawing/2016/5/10/chartex" xmlns:cx5="http://schemas.microsoft.com/office/drawing/2016/5/11/chartex" xmlns:cx6="http://schemas.microsoft.com/office/drawing/2016/5/12/chartex" xmlns:cx7="http://schemas.microsoft.com/office/drawing/2016/5/13/chartex" xmlns:cx8="http://schemas.microsoft.com/office/drawing/2016/5/14/chartex" xmlns:mc="http://schemas.openxmlformats.org/markup-compatibility/2006" xmlns:aink="http://schemas.microsoft.com/office/drawing/2016/ink" xmlns:am3d="http://schemas.microsoft.com/office/drawing/2017/model3d" xmlns:o="urn:schemas-microsoft-com:office:office" xmlns:oel="http://schemas.microsoft.com/office/2019/extlst" xmlns:r="http://schemas.openxmlformats.org/officeDocument/2006/relationships" xmlns:m="http://schemas.openxmlformats.org/officeDocument/2006/math" xmlns:v="urn:schemas-microsoft-com:vml" xmlns:wp14="http://schemas.microsoft.com/office/word/2010/wordprocessingDrawing" xmlns:wp="http://schemas.openxmlformats.org/drawingml/2006/wordprocessingDrawing" xmlns:w10="urn:schemas-microsoft-com:office:word" xmlns:w="http://schemas.openxmlformats.org/wordprocessingml/2006/main" xmlns:w14="http://schemas.microsoft.com/office/word/2010/wordml" xmlns:w15="http://schemas.microsoft.com/office/word/2012/wordml" xmlns:w16cex="http://schemas.microsoft.com/office/word/2018/wordml/cex" xmlns:w16cid="http://schemas.microsoft.com/office/word/2016/wordml/cid" xmlns:w16="http://schemas.microsoft.com/office/word/2018/wordml" xmlns:w16sdtdh="http://schemas.microsoft.com/office/word/2020/wordml/sdtdatahash" xmlns:w16se="http://schemas.microsoft.com/office/word/2015/wordml/symex" xmlns:wpg="http://schemas.microsoft.com/office/word/2010/wordprocessingGroup" xmlns:wpi="http://schemas.microsoft.com/office/word/2010/wordprocessingInk" xmlns:wne="http://schemas.microsoft.com/office/word/2006/wordml" xmlns:wps="http://schemas.microsoft.com/office/word/2010/wordprocessingShape" mc:Ignorable="w14 w15 w16se w16cid w16 w16cex w16sdtdh wp14">
+<w:glossaryDocument xmlns:wpc="http://schemas.microsoft.com/office/word/2010/wordprocessingCanvas" xmlns:cx="http://schemas.microsoft.com/office/drawing/2014/chartex" xmlns:cx1="http://schemas.microsoft.com/office/drawing/2015/9/8/chartex" xmlns:cx2="http://schemas.microsoft.com/office/drawing/2015/10/21/chartex" xmlns:cx3="http://schemas.microsoft.com/office/drawing/2016/5/9/chartex" xmlns:cx4="http://schemas.microsoft.com/office/drawing/2016/5/10/chartex" xmlns:cx5="http://schemas.microsoft.com/office/drawing/2016/5/11/chartex" xmlns:cx6="http://schemas.microsoft.com/office/drawing/2016/5/12/chartex" xmlns:cx7="http://schemas.microsoft.com/office/drawing/2016/5/13/chartex" xmlns:cx8="http://schemas.microsoft.com/office/drawing/2016/5/14/chartex" xmlns:mc="http://schemas.openxmlformats.org/markup-compatibility/2006" xmlns:aink="http://schemas.microsoft.com/office/drawing/2016/ink" xmlns:am3d="http://schemas.microsoft.com/office/drawing/2017/model3d" xmlns:o="urn:schemas-microsoft-com:office:office" xmlns:oel="http://schemas.microsoft.com/office/2019/extlst" xmlns:r="http://schemas.openxmlformats.org/officeDocument/2006/relationships" xmlns:m="http://schemas.openxmlformats.org/officeDocument/2006/math" xmlns:v="urn:schemas-microsoft-com:vml" xmlns:wp14="http://schemas.microsoft.com/office/word/2010/wordprocessingDrawing" xmlns:wp="http://schemas.openxmlformats.org/drawingml/2006/wordprocessingDrawing" xmlns:w10="urn:schemas-microsoft-com:office:word" xmlns:w="http://schemas.openxmlformats.org/wordprocessingml/2006/main" xmlns:w14="http://schemas.microsoft.com/office/word/2010/wordml" xmlns:w15="http://schemas.microsoft.com/office/word/2012/wordml" xmlns:w16cex="http://schemas.microsoft.com/office/word/2018/wordml/cex" xmlns:w16cid="http://schemas.microsoft.com/office/word/2016/wordml/cid" xmlns:w16="http://schemas.microsoft.com/office/word/2018/wordml" xmlns:w16du="http://schemas.microsoft.com/office/word/2023/wordml/word16du" xmlns:w16sdtdh="http://schemas.microsoft.com/office/word/2020/wordml/sdtdatahash" xmlns:w16se="http://schemas.microsoft.com/office/word/2015/wordml/symex" xmlns:wpg="http://schemas.microsoft.com/office/word/2010/wordprocessingGroup" xmlns:wpi="http://schemas.microsoft.com/office/word/2010/wordprocessingInk" xmlns:wne="http://schemas.microsoft.com/office/word/2006/wordml" xmlns:wps="http://schemas.microsoft.com/office/word/2010/wordprocessingShape" mc:Ignorable="w14 w15 w16se w16cid w16 w16cex w16sdtdh wp14">
   <w:docParts>
     <w:docPart>
       <w:docPartPr>
@@ -3741,7 +3773,7 @@
     <w:lsdException w:name="Table Web 2" w:semiHidden="1" w:unhideWhenUsed="1"/>
     <w:lsdException w:name="Table Web 3" w:semiHidden="1" w:unhideWhenUsed="1"/>
     <w:lsdException w:name="Balloon Text" w:semiHidden="1" w:unhideWhenUsed="1"/>
-    <w:lsdException w:name="Table Grid" w:semiHidden="1" w:uiPriority="59" w:unhideWhenUsed="1"/>
+    <w:lsdException w:name="Table Grid" w:uiPriority="59"/>
     <w:lsdException w:name="Table Theme" w:semiHidden="1" w:unhideWhenUsed="1"/>
     <w:lsdException w:name="Placeholder Text" w:semiHidden="1"/>
     <w:lsdException w:name="No Spacing" w:uiPriority="1" w:qFormat="1"/>
@@ -4005,23 +4037,8 @@
       <w:color w:val="808080"/>
     </w:rPr>
   </w:style>
-  <w:style w:type="paragraph" w:customStyle="1" w:styleId="D8EB3491F945480F8E5DAF0187676FD0">
-    <w:name w:val="D8EB3491F945480F8E5DAF0187676FD0"/>
-  </w:style>
   <w:style w:type="paragraph" w:customStyle="1" w:styleId="7666A5A7AB524F64AC26ABD0E14CAC0C">
     <w:name w:val="7666A5A7AB524F64AC26ABD0E14CAC0C"/>
-  </w:style>
-  <w:style w:type="paragraph" w:customStyle="1" w:styleId="9A147990D1B14CAAB5FE0610BCA1630F">
-    <w:name w:val="9A147990D1B14CAAB5FE0610BCA1630F"/>
-  </w:style>
-  <w:style w:type="paragraph" w:customStyle="1" w:styleId="3BF246EF15FD4BF2A45EF57281D2AF02">
-    <w:name w:val="3BF246EF15FD4BF2A45EF57281D2AF02"/>
-  </w:style>
-  <w:style w:type="paragraph" w:customStyle="1" w:styleId="36510559855B4C33B41971F579607AFD">
-    <w:name w:val="36510559855B4C33B41971F579607AFD"/>
-  </w:style>
-  <w:style w:type="paragraph" w:customStyle="1" w:styleId="F44AA662FE0049668CBD889969BBFB58">
-    <w:name w:val="F44AA662FE0049668CBD889969BBFB58"/>
   </w:style>
 </w:styles>
 </file>

--- a/documents/CV-ReinoutvanderWulp.docx
+++ b/documents/CV-ReinoutvanderWulp.docx
@@ -1,6 +1,6 @@
 
 <file path=word/document.xml><?xml version="1.0" encoding="utf-8"?>
-<w:document xmlns:wpc="http://schemas.microsoft.com/office/word/2010/wordprocessingCanvas" xmlns:cx="http://schemas.microsoft.com/office/drawing/2014/chartex" xmlns:cx1="http://schemas.microsoft.com/office/drawing/2015/9/8/chartex" xmlns:cx2="http://schemas.microsoft.com/office/drawing/2015/10/21/chartex" xmlns:cx3="http://schemas.microsoft.com/office/drawing/2016/5/9/chartex" xmlns:cx4="http://schemas.microsoft.com/office/drawing/2016/5/10/chartex" xmlns:cx5="http://schemas.microsoft.com/office/drawing/2016/5/11/chartex" xmlns:cx6="http://schemas.microsoft.com/office/drawing/2016/5/12/chartex" xmlns:cx7="http://schemas.microsoft.com/office/drawing/2016/5/13/chartex" xmlns:cx8="http://schemas.microsoft.com/office/drawing/2016/5/14/chartex" xmlns:mc="http://schemas.openxmlformats.org/markup-compatibility/2006" xmlns:aink="http://schemas.microsoft.com/office/drawing/2016/ink" xmlns:am3d="http://schemas.microsoft.com/office/drawing/2017/model3d" xmlns:o="urn:schemas-microsoft-com:office:office" xmlns:oel="http://schemas.microsoft.com/office/2019/extlst" xmlns:r="http://schemas.openxmlformats.org/officeDocument/2006/relationships" xmlns:m="http://schemas.openxmlformats.org/officeDocument/2006/math" xmlns:v="urn:schemas-microsoft-com:vml" xmlns:wp14="http://schemas.microsoft.com/office/word/2010/wordprocessingDrawing" xmlns:wp="http://schemas.openxmlformats.org/drawingml/2006/wordprocessingDrawing" xmlns:w10="urn:schemas-microsoft-com:office:word" xmlns:w="http://schemas.openxmlformats.org/wordprocessingml/2006/main" xmlns:w14="http://schemas.microsoft.com/office/word/2010/wordml" xmlns:w15="http://schemas.microsoft.com/office/word/2012/wordml" xmlns:w16cex="http://schemas.microsoft.com/office/word/2018/wordml/cex" xmlns:w16cid="http://schemas.microsoft.com/office/word/2016/wordml/cid" xmlns:w16="http://schemas.microsoft.com/office/word/2018/wordml" xmlns:w16du="http://schemas.microsoft.com/office/word/2023/wordml/word16du" xmlns:w16sdtdh="http://schemas.microsoft.com/office/word/2020/wordml/sdtdatahash" xmlns:w16se="http://schemas.microsoft.com/office/word/2015/wordml/symex" xmlns:wpg="http://schemas.microsoft.com/office/word/2010/wordprocessingGroup" xmlns:wpi="http://schemas.microsoft.com/office/word/2010/wordprocessingInk" xmlns:wne="http://schemas.microsoft.com/office/word/2006/wordml" xmlns:wps="http://schemas.microsoft.com/office/word/2010/wordprocessingShape" mc:Ignorable="w14 w15 w16se w16cid w16 w16cex w16sdtdh wp14">
+<w:document xmlns:wpc="http://schemas.microsoft.com/office/word/2010/wordprocessingCanvas" xmlns:cx="http://schemas.microsoft.com/office/drawing/2014/chartex" xmlns:cx1="http://schemas.microsoft.com/office/drawing/2015/9/8/chartex" xmlns:cx2="http://schemas.microsoft.com/office/drawing/2015/10/21/chartex" xmlns:cx3="http://schemas.microsoft.com/office/drawing/2016/5/9/chartex" xmlns:cx4="http://schemas.microsoft.com/office/drawing/2016/5/10/chartex" xmlns:cx5="http://schemas.microsoft.com/office/drawing/2016/5/11/chartex" xmlns:cx6="http://schemas.microsoft.com/office/drawing/2016/5/12/chartex" xmlns:cx7="http://schemas.microsoft.com/office/drawing/2016/5/13/chartex" xmlns:cx8="http://schemas.microsoft.com/office/drawing/2016/5/14/chartex" xmlns:mc="http://schemas.openxmlformats.org/markup-compatibility/2006" xmlns:aink="http://schemas.microsoft.com/office/drawing/2016/ink" xmlns:am3d="http://schemas.microsoft.com/office/drawing/2017/model3d" xmlns:o="urn:schemas-microsoft-com:office:office" xmlns:oel="http://schemas.microsoft.com/office/2019/extlst" xmlns:r="http://schemas.openxmlformats.org/officeDocument/2006/relationships" xmlns:m="http://schemas.openxmlformats.org/officeDocument/2006/math" xmlns:v="urn:schemas-microsoft-com:vml" xmlns:wp14="http://schemas.microsoft.com/office/word/2010/wordprocessingDrawing" xmlns:wp="http://schemas.openxmlformats.org/drawingml/2006/wordprocessingDrawing" xmlns:w10="urn:schemas-microsoft-com:office:word" xmlns:w="http://schemas.openxmlformats.org/wordprocessingml/2006/main" xmlns:w14="http://schemas.microsoft.com/office/word/2010/wordml" xmlns:w15="http://schemas.microsoft.com/office/word/2012/wordml" xmlns:w16cex="http://schemas.microsoft.com/office/word/2018/wordml/cex" xmlns:w16cid="http://schemas.microsoft.com/office/word/2016/wordml/cid" xmlns:w16="http://schemas.microsoft.com/office/word/2018/wordml" xmlns:w16sdtdh="http://schemas.microsoft.com/office/word/2020/wordml/sdtdatahash" xmlns:w16se="http://schemas.microsoft.com/office/word/2015/wordml/symex" xmlns:wpg="http://schemas.microsoft.com/office/word/2010/wordprocessingGroup" xmlns:wpi="http://schemas.microsoft.com/office/word/2010/wordprocessingInk" xmlns:wne="http://schemas.microsoft.com/office/word/2006/wordml" xmlns:wps="http://schemas.microsoft.com/office/word/2010/wordprocessingShape" mc:Ignorable="w14 w15 w16se w16cid w16 w16cex w16sdtdh wp14">
   <w:body>
     <w:tbl>
       <w:tblPr>
@@ -265,7 +265,7 @@
                 <w:rFonts w:ascii="Franklin Gothic Book" w:hAnsi="Franklin Gothic Book"/>
                 <w:color w:val="5B9BD5"/>
               </w:rPr>
-              <w:t>0479 816 493</w:t>
+              <w:t>+32 467 33 77 84</w:t>
             </w:r>
             <w:r>
               <w:rPr>
@@ -389,13 +389,19 @@
         <w:pStyle w:val="cv6tekst"/>
       </w:pPr>
       <w:r>
-        <w:t xml:space="preserve">Ik ben een hardwerkende student toegepaste informatica aan TM Geel. </w:t>
+        <w:t xml:space="preserve">Ik ben een hardwerkende student toegepaste informatica aan TM </w:t>
+      </w:r>
+      <w:r>
+        <w:t>Turnhout</w:t>
+      </w:r>
+      <w:r>
+        <w:t xml:space="preserve">. </w:t>
       </w:r>
       <w:r>
         <w:t>Het domein binnen ICT waar ik het liefste mee bezig ben</w:t>
       </w:r>
       <w:r>
-        <w:t xml:space="preserve"> is websites maken. Maar ik heb ook beperkte kennis v</w:t>
+        <w:t xml:space="preserve"> is websites maken. Maar ik heb ook kennis v</w:t>
       </w:r>
       <w:r>
         <w:t>an andere programmeertalen</w:t>
@@ -568,7 +574,7 @@
         <w:spacing w:before="240"/>
       </w:pPr>
       <w:r>
-        <w:t>Computer</w:t>
+        <w:t xml:space="preserve">Programmeer </w:t>
       </w:r>
       <w:r>
         <w:t>kennis</w:t>
@@ -583,34 +589,41 @@
           <w:rStyle w:val="adminTekstChar"/>
           <w:rFonts w:asciiTheme="minorHAnsi" w:hAnsiTheme="minorHAnsi"/>
         </w:rPr>
-        <w:t xml:space="preserve">HTML5 </w:t>
+        <w:t>HTML5</w:t>
       </w:r>
       <w:r>
         <w:rPr>
           <w:rStyle w:val="adminTekstChar"/>
           <w:rFonts w:asciiTheme="minorHAnsi" w:hAnsiTheme="minorHAnsi"/>
         </w:rPr>
-        <w:t>–</w:t>
+        <w:t xml:space="preserve"> / </w:t>
       </w:r>
       <w:r>
         <w:rPr>
           <w:rStyle w:val="adminTekstChar"/>
           <w:rFonts w:asciiTheme="minorHAnsi" w:hAnsiTheme="minorHAnsi"/>
         </w:rPr>
-        <w:t xml:space="preserve"> </w:t>
+        <w:t xml:space="preserve">CSS3 </w:t>
       </w:r>
       <w:r>
         <w:rPr>
           <w:rStyle w:val="adminTekstChar"/>
           <w:rFonts w:asciiTheme="minorHAnsi" w:hAnsiTheme="minorHAnsi"/>
         </w:rPr>
-        <w:t>goed</w:t>
+        <w:t>–</w:t>
       </w:r>
       <w:r>
         <w:rPr>
           <w:rStyle w:val="adminTekstChar"/>
           <w:rFonts w:asciiTheme="minorHAnsi" w:hAnsiTheme="minorHAnsi"/>
         </w:rPr>
+        <w:t xml:space="preserve"> goed</w:t>
+      </w:r>
+      <w:r>
+        <w:rPr>
+          <w:rStyle w:val="adminTekstChar"/>
+          <w:rFonts w:asciiTheme="minorHAnsi" w:hAnsiTheme="minorHAnsi"/>
+        </w:rPr>
         <w:t>e kennis</w:t>
       </w:r>
     </w:p>
@@ -620,29 +633,73 @@
       </w:pPr>
       <w:r>
         <w:rPr>
-          <w:rStyle w:val="adminTekstChar"/>
-          <w:rFonts w:asciiTheme="minorHAnsi" w:hAnsiTheme="minorHAnsi"/>
-        </w:rPr>
-        <w:t xml:space="preserve">CSS3 </w:t>
-      </w:r>
-      <w:r>
-        <w:rPr>
-          <w:rStyle w:val="adminTekstChar"/>
-          <w:rFonts w:asciiTheme="minorHAnsi" w:hAnsiTheme="minorHAnsi"/>
-        </w:rPr>
-        <w:t>–</w:t>
-      </w:r>
-      <w:r>
-        <w:rPr>
-          <w:rStyle w:val="adminTekstChar"/>
-          <w:rFonts w:asciiTheme="minorHAnsi" w:hAnsiTheme="minorHAnsi"/>
-        </w:rPr>
-        <w:t xml:space="preserve"> goed</w:t>
-      </w:r>
-      <w:r>
-        <w:rPr>
-          <w:rStyle w:val="adminTekstChar"/>
-          <w:rFonts w:asciiTheme="minorHAnsi" w:hAnsiTheme="minorHAnsi"/>
+          <w:rFonts w:eastAsiaTheme="minorEastAsia"/>
+        </w:rPr>
+        <w:t>Sass</w:t>
+      </w:r>
+      <w:r>
+        <w:rPr>
+          <w:rFonts w:eastAsiaTheme="minorEastAsia"/>
+        </w:rPr>
+        <w:t xml:space="preserve"> / </w:t>
+      </w:r>
+      <w:proofErr w:type="spellStart"/>
+      <w:r>
+        <w:rPr>
+          <w:rFonts w:eastAsiaTheme="minorEastAsia"/>
+        </w:rPr>
+        <w:t>JavaScript</w:t>
+      </w:r>
+      <w:proofErr w:type="spellEnd"/>
+      <w:r>
+        <w:rPr>
+          <w:rFonts w:eastAsiaTheme="minorEastAsia"/>
+        </w:rPr>
+        <w:t xml:space="preserve"> / </w:t>
+      </w:r>
+      <w:proofErr w:type="spellStart"/>
+      <w:r>
+        <w:rPr>
+          <w:rFonts w:eastAsiaTheme="minorEastAsia"/>
+        </w:rPr>
+        <w:t>Php</w:t>
+      </w:r>
+      <w:proofErr w:type="spellEnd"/>
+      <w:r>
+        <w:rPr>
+          <w:rFonts w:eastAsiaTheme="minorEastAsia"/>
+        </w:rPr>
+        <w:t xml:space="preserve"> </w:t>
+      </w:r>
+      <w:r>
+        <w:rPr>
+          <w:rFonts w:eastAsiaTheme="minorEastAsia"/>
+        </w:rPr>
+        <w:t>/</w:t>
+      </w:r>
+      <w:r>
+        <w:rPr>
+          <w:rFonts w:eastAsiaTheme="minorEastAsia"/>
+        </w:rPr>
+        <w:t xml:space="preserve"> </w:t>
+      </w:r>
+      <w:proofErr w:type="spellStart"/>
+      <w:r>
+        <w:rPr>
+          <w:rFonts w:eastAsiaTheme="minorEastAsia"/>
+        </w:rPr>
+        <w:t>Laravel</w:t>
+      </w:r>
+      <w:proofErr w:type="spellEnd"/>
+      <w:r>
+        <w:rPr>
+          <w:rFonts w:eastAsiaTheme="minorEastAsia"/>
+        </w:rPr>
+        <w:t xml:space="preserve"> Framework – gemiddeld</w:t>
+      </w:r>
+      <w:r>
+        <w:rPr>
+          <w:rFonts w:eastAsiaTheme="minorEastAsia"/>
         </w:rPr>
         <w:t>e kennis</w:t>
       </w:r>
@@ -655,105 +712,25 @@
         <w:rPr>
           <w:rFonts w:eastAsiaTheme="minorEastAsia"/>
         </w:rPr>
-        <w:t>Sass – gemiddeld</w:t>
+        <w:t xml:space="preserve">Java </w:t>
       </w:r>
       <w:r>
         <w:rPr>
           <w:rFonts w:eastAsiaTheme="minorEastAsia"/>
         </w:rPr>
-        <w:t>e kennis</w:t>
-      </w:r>
-    </w:p>
-    <w:p>
-      <w:pPr>
-        <w:pStyle w:val="cv6lijst"/>
-      </w:pPr>
-      <w:proofErr w:type="spellStart"/>
+        <w:t xml:space="preserve">/ </w:t>
+      </w:r>
       <w:r>
         <w:rPr>
           <w:rFonts w:eastAsiaTheme="minorEastAsia"/>
         </w:rPr>
-        <w:t>JavaScript</w:t>
-      </w:r>
-      <w:proofErr w:type="spellEnd"/>
+        <w:t>Python – gemiddeld</w:t>
+      </w:r>
       <w:r>
         <w:rPr>
           <w:rFonts w:eastAsiaTheme="minorEastAsia"/>
         </w:rPr>
-        <w:t xml:space="preserve"> – gemiddeld</w:t>
-      </w:r>
-      <w:r>
-        <w:rPr>
-          <w:rFonts w:eastAsiaTheme="minorEastAsia"/>
-        </w:rPr>
-        <w:t>e kennis</w:t>
-      </w:r>
-    </w:p>
-    <w:p>
-      <w:pPr>
-        <w:pStyle w:val="cv6lijst"/>
-      </w:pPr>
-      <w:proofErr w:type="spellStart"/>
-      <w:r>
-        <w:rPr>
-          <w:rFonts w:eastAsiaTheme="minorEastAsia"/>
-        </w:rPr>
-        <w:t>Php</w:t>
-      </w:r>
-      <w:proofErr w:type="spellEnd"/>
-      <w:r>
-        <w:rPr>
-          <w:rFonts w:eastAsiaTheme="minorEastAsia"/>
-        </w:rPr>
-        <w:t>/</w:t>
-      </w:r>
-      <w:proofErr w:type="spellStart"/>
-      <w:r>
-        <w:rPr>
-          <w:rFonts w:eastAsiaTheme="minorEastAsia"/>
-        </w:rPr>
-        <w:t>Laravel</w:t>
-      </w:r>
-      <w:proofErr w:type="spellEnd"/>
-      <w:r>
-        <w:rPr>
-          <w:rFonts w:eastAsiaTheme="minorEastAsia"/>
-        </w:rPr>
-        <w:t xml:space="preserve"> Framework – gemiddeld</w:t>
-      </w:r>
-      <w:r>
-        <w:rPr>
-          <w:rFonts w:eastAsiaTheme="minorEastAsia"/>
-        </w:rPr>
-        <w:t>e kennis</w:t>
-      </w:r>
-    </w:p>
-    <w:p>
-      <w:pPr>
-        <w:pStyle w:val="cv6lijst"/>
-      </w:pPr>
-      <w:r>
-        <w:rPr>
-          <w:rFonts w:eastAsiaTheme="minorEastAsia"/>
-        </w:rPr>
-        <w:t>Java – goed</w:t>
-      </w:r>
-      <w:r>
-        <w:rPr>
-          <w:rFonts w:eastAsiaTheme="minorEastAsia"/>
-        </w:rPr>
-        <w:t>e kennis</w:t>
-      </w:r>
-    </w:p>
-    <w:p>
-      <w:pPr>
-        <w:pStyle w:val="cv6lijst"/>
-      </w:pPr>
-      <w:r>
-        <w:rPr>
-          <w:rFonts w:eastAsiaTheme="minorEastAsia"/>
-        </w:rPr>
-        <w:t>Python – gemiddeld</w:t>
+        <w:t>e</w:t>
       </w:r>
       <w:r>
         <w:rPr>
@@ -949,9 +926,6 @@
           <w:tab w:val="right" w:pos="9923"/>
         </w:tabs>
         <w:ind w:right="72"/>
-        <w:rPr>
-          <w:rFonts w:ascii="Calibri" w:eastAsia="Malgun Gothic" w:hAnsi="Calibri"/>
-        </w:rPr>
       </w:pPr>
       <w:r>
         <w:rPr>
@@ -1022,7 +996,34 @@
         <w:t xml:space="preserve"> </w:t>
       </w:r>
       <w:r>
-        <w:t>nu</w:t>
+        <w:t>2023</w:t>
+      </w:r>
+    </w:p>
+    <w:p>
+      <w:pPr>
+        <w:tabs>
+          <w:tab w:val="right" w:pos="9923"/>
+        </w:tabs>
+        <w:ind w:right="72"/>
+        <w:rPr>
+          <w:rFonts w:ascii="Calibri" w:eastAsia="Malgun Gothic" w:hAnsi="Calibri"/>
+        </w:rPr>
+      </w:pPr>
+      <w:r>
+        <w:rPr>
+          <w:b/>
+          <w:bCs/>
+        </w:rPr>
+        <w:t>Graduaat Programmeren</w:t>
+      </w:r>
+      <w:r>
+        <w:t xml:space="preserve"> – Thomas More Turnhout</w:t>
+      </w:r>
+      <w:r>
+        <w:tab/>
+      </w:r>
+      <w:r>
+        <w:t>2023 - nu</w:t>
       </w:r>
     </w:p>
     <w:p>
@@ -1063,7 +1064,7 @@
 </file>
 
 <file path=word/endnotes.xml><?xml version="1.0" encoding="utf-8"?>
-<w:endnotes xmlns:wpc="http://schemas.microsoft.com/office/word/2010/wordprocessingCanvas" xmlns:cx="http://schemas.microsoft.com/office/drawing/2014/chartex" xmlns:cx1="http://schemas.microsoft.com/office/drawing/2015/9/8/chartex" xmlns:cx2="http://schemas.microsoft.com/office/drawing/2015/10/21/chartex" xmlns:cx3="http://schemas.microsoft.com/office/drawing/2016/5/9/chartex" xmlns:cx4="http://schemas.microsoft.com/office/drawing/2016/5/10/chartex" xmlns:cx5="http://schemas.microsoft.com/office/drawing/2016/5/11/chartex" xmlns:cx6="http://schemas.microsoft.com/office/drawing/2016/5/12/chartex" xmlns:cx7="http://schemas.microsoft.com/office/drawing/2016/5/13/chartex" xmlns:cx8="http://schemas.microsoft.com/office/drawing/2016/5/14/chartex" xmlns:mc="http://schemas.openxmlformats.org/markup-compatibility/2006" xmlns:aink="http://schemas.microsoft.com/office/drawing/2016/ink" xmlns:am3d="http://schemas.microsoft.com/office/drawing/2017/model3d" xmlns:o="urn:schemas-microsoft-com:office:office" xmlns:oel="http://schemas.microsoft.com/office/2019/extlst" xmlns:r="http://schemas.openxmlformats.org/officeDocument/2006/relationships" xmlns:m="http://schemas.openxmlformats.org/officeDocument/2006/math" xmlns:v="urn:schemas-microsoft-com:vml" xmlns:wp14="http://schemas.microsoft.com/office/word/2010/wordprocessingDrawing" xmlns:wp="http://schemas.openxmlformats.org/drawingml/2006/wordprocessingDrawing" xmlns:w10="urn:schemas-microsoft-com:office:word" xmlns:w="http://schemas.openxmlformats.org/wordprocessingml/2006/main" xmlns:w14="http://schemas.microsoft.com/office/word/2010/wordml" xmlns:w15="http://schemas.microsoft.com/office/word/2012/wordml" xmlns:w16cex="http://schemas.microsoft.com/office/word/2018/wordml/cex" xmlns:w16cid="http://schemas.microsoft.com/office/word/2016/wordml/cid" xmlns:w16="http://schemas.microsoft.com/office/word/2018/wordml" xmlns:w16du="http://schemas.microsoft.com/office/word/2023/wordml/word16du" xmlns:w16sdtdh="http://schemas.microsoft.com/office/word/2020/wordml/sdtdatahash" xmlns:w16se="http://schemas.microsoft.com/office/word/2015/wordml/symex" xmlns:wpg="http://schemas.microsoft.com/office/word/2010/wordprocessingGroup" xmlns:wpi="http://schemas.microsoft.com/office/word/2010/wordprocessingInk" xmlns:wne="http://schemas.microsoft.com/office/word/2006/wordml" xmlns:wps="http://schemas.microsoft.com/office/word/2010/wordprocessingShape" mc:Ignorable="w14 w15 w16se w16cid w16 w16cex w16sdtdh wp14">
+<w:endnotes xmlns:wpc="http://schemas.microsoft.com/office/word/2010/wordprocessingCanvas" xmlns:cx="http://schemas.microsoft.com/office/drawing/2014/chartex" xmlns:cx1="http://schemas.microsoft.com/office/drawing/2015/9/8/chartex" xmlns:cx2="http://schemas.microsoft.com/office/drawing/2015/10/21/chartex" xmlns:cx3="http://schemas.microsoft.com/office/drawing/2016/5/9/chartex" xmlns:cx4="http://schemas.microsoft.com/office/drawing/2016/5/10/chartex" xmlns:cx5="http://schemas.microsoft.com/office/drawing/2016/5/11/chartex" xmlns:cx6="http://schemas.microsoft.com/office/drawing/2016/5/12/chartex" xmlns:cx7="http://schemas.microsoft.com/office/drawing/2016/5/13/chartex" xmlns:cx8="http://schemas.microsoft.com/office/drawing/2016/5/14/chartex" xmlns:mc="http://schemas.openxmlformats.org/markup-compatibility/2006" xmlns:aink="http://schemas.microsoft.com/office/drawing/2016/ink" xmlns:am3d="http://schemas.microsoft.com/office/drawing/2017/model3d" xmlns:o="urn:schemas-microsoft-com:office:office" xmlns:oel="http://schemas.microsoft.com/office/2019/extlst" xmlns:r="http://schemas.openxmlformats.org/officeDocument/2006/relationships" xmlns:m="http://schemas.openxmlformats.org/officeDocument/2006/math" xmlns:v="urn:schemas-microsoft-com:vml" xmlns:wp14="http://schemas.microsoft.com/office/word/2010/wordprocessingDrawing" xmlns:wp="http://schemas.openxmlformats.org/drawingml/2006/wordprocessingDrawing" xmlns:w10="urn:schemas-microsoft-com:office:word" xmlns:w="http://schemas.openxmlformats.org/wordprocessingml/2006/main" xmlns:w14="http://schemas.microsoft.com/office/word/2010/wordml" xmlns:w15="http://schemas.microsoft.com/office/word/2012/wordml" xmlns:w16cex="http://schemas.microsoft.com/office/word/2018/wordml/cex" xmlns:w16cid="http://schemas.microsoft.com/office/word/2016/wordml/cid" xmlns:w16="http://schemas.microsoft.com/office/word/2018/wordml" xmlns:w16sdtdh="http://schemas.microsoft.com/office/word/2020/wordml/sdtdatahash" xmlns:w16se="http://schemas.microsoft.com/office/word/2015/wordml/symex" xmlns:wpg="http://schemas.microsoft.com/office/word/2010/wordprocessingGroup" xmlns:wpi="http://schemas.microsoft.com/office/word/2010/wordprocessingInk" xmlns:wne="http://schemas.microsoft.com/office/word/2006/wordml" xmlns:wps="http://schemas.microsoft.com/office/word/2010/wordprocessingShape" mc:Ignorable="w14 w15 w16se w16cid w16 w16cex w16sdtdh wp14">
   <w:endnote w:type="separator" w:id="-1">
     <w:p>
       <w:pPr>
@@ -1088,7 +1089,7 @@
 </file>
 
 <file path=word/footer1.xml><?xml version="1.0" encoding="utf-8"?>
-<w:ftr xmlns:wpc="http://schemas.microsoft.com/office/word/2010/wordprocessingCanvas" xmlns:cx="http://schemas.microsoft.com/office/drawing/2014/chartex" xmlns:cx1="http://schemas.microsoft.com/office/drawing/2015/9/8/chartex" xmlns:cx2="http://schemas.microsoft.com/office/drawing/2015/10/21/chartex" xmlns:cx3="http://schemas.microsoft.com/office/drawing/2016/5/9/chartex" xmlns:cx4="http://schemas.microsoft.com/office/drawing/2016/5/10/chartex" xmlns:cx5="http://schemas.microsoft.com/office/drawing/2016/5/11/chartex" xmlns:cx6="http://schemas.microsoft.com/office/drawing/2016/5/12/chartex" xmlns:cx7="http://schemas.microsoft.com/office/drawing/2016/5/13/chartex" xmlns:cx8="http://schemas.microsoft.com/office/drawing/2016/5/14/chartex" xmlns:mc="http://schemas.openxmlformats.org/markup-compatibility/2006" xmlns:aink="http://schemas.microsoft.com/office/drawing/2016/ink" xmlns:am3d="http://schemas.microsoft.com/office/drawing/2017/model3d" xmlns:o="urn:schemas-microsoft-com:office:office" xmlns:oel="http://schemas.microsoft.com/office/2019/extlst" xmlns:r="http://schemas.openxmlformats.org/officeDocument/2006/relationships" xmlns:m="http://schemas.openxmlformats.org/officeDocument/2006/math" xmlns:v="urn:schemas-microsoft-com:vml" xmlns:wp14="http://schemas.microsoft.com/office/word/2010/wordprocessingDrawing" xmlns:wp="http://schemas.openxmlformats.org/drawingml/2006/wordprocessingDrawing" xmlns:w10="urn:schemas-microsoft-com:office:word" xmlns:w="http://schemas.openxmlformats.org/wordprocessingml/2006/main" xmlns:w14="http://schemas.microsoft.com/office/word/2010/wordml" xmlns:w15="http://schemas.microsoft.com/office/word/2012/wordml" xmlns:w16cex="http://schemas.microsoft.com/office/word/2018/wordml/cex" xmlns:w16cid="http://schemas.microsoft.com/office/word/2016/wordml/cid" xmlns:w16="http://schemas.microsoft.com/office/word/2018/wordml" xmlns:w16du="http://schemas.microsoft.com/office/word/2023/wordml/word16du" xmlns:w16sdtdh="http://schemas.microsoft.com/office/word/2020/wordml/sdtdatahash" xmlns:w16se="http://schemas.microsoft.com/office/word/2015/wordml/symex" xmlns:wpg="http://schemas.microsoft.com/office/word/2010/wordprocessingGroup" xmlns:wpi="http://schemas.microsoft.com/office/word/2010/wordprocessingInk" xmlns:wne="http://schemas.microsoft.com/office/word/2006/wordml" xmlns:wps="http://schemas.microsoft.com/office/word/2010/wordprocessingShape" mc:Ignorable="w14 w15 w16se w16cid w16 w16cex w16sdtdh wp14">
+<w:ftr xmlns:wpc="http://schemas.microsoft.com/office/word/2010/wordprocessingCanvas" xmlns:cx="http://schemas.microsoft.com/office/drawing/2014/chartex" xmlns:cx1="http://schemas.microsoft.com/office/drawing/2015/9/8/chartex" xmlns:cx2="http://schemas.microsoft.com/office/drawing/2015/10/21/chartex" xmlns:cx3="http://schemas.microsoft.com/office/drawing/2016/5/9/chartex" xmlns:cx4="http://schemas.microsoft.com/office/drawing/2016/5/10/chartex" xmlns:cx5="http://schemas.microsoft.com/office/drawing/2016/5/11/chartex" xmlns:cx6="http://schemas.microsoft.com/office/drawing/2016/5/12/chartex" xmlns:cx7="http://schemas.microsoft.com/office/drawing/2016/5/13/chartex" xmlns:cx8="http://schemas.microsoft.com/office/drawing/2016/5/14/chartex" xmlns:mc="http://schemas.openxmlformats.org/markup-compatibility/2006" xmlns:aink="http://schemas.microsoft.com/office/drawing/2016/ink" xmlns:am3d="http://schemas.microsoft.com/office/drawing/2017/model3d" xmlns:o="urn:schemas-microsoft-com:office:office" xmlns:oel="http://schemas.microsoft.com/office/2019/extlst" xmlns:r="http://schemas.openxmlformats.org/officeDocument/2006/relationships" xmlns:m="http://schemas.openxmlformats.org/officeDocument/2006/math" xmlns:v="urn:schemas-microsoft-com:vml" xmlns:wp14="http://schemas.microsoft.com/office/word/2010/wordprocessingDrawing" xmlns:wp="http://schemas.openxmlformats.org/drawingml/2006/wordprocessingDrawing" xmlns:w10="urn:schemas-microsoft-com:office:word" xmlns:w="http://schemas.openxmlformats.org/wordprocessingml/2006/main" xmlns:w14="http://schemas.microsoft.com/office/word/2010/wordml" xmlns:w15="http://schemas.microsoft.com/office/word/2012/wordml" xmlns:w16cex="http://schemas.microsoft.com/office/word/2018/wordml/cex" xmlns:w16cid="http://schemas.microsoft.com/office/word/2016/wordml/cid" xmlns:w16="http://schemas.microsoft.com/office/word/2018/wordml" xmlns:w16sdtdh="http://schemas.microsoft.com/office/word/2020/wordml/sdtdatahash" xmlns:w16se="http://schemas.microsoft.com/office/word/2015/wordml/symex" xmlns:wpg="http://schemas.microsoft.com/office/word/2010/wordprocessingGroup" xmlns:wpi="http://schemas.microsoft.com/office/word/2010/wordprocessingInk" xmlns:wne="http://schemas.microsoft.com/office/word/2006/wordml" xmlns:wps="http://schemas.microsoft.com/office/word/2010/wordprocessingShape" mc:Ignorable="w14 w15 w16se w16cid w16 w16cex w16sdtdh wp14">
   <w:p>
     <w:pPr>
       <w:pStyle w:val="Voettekst"/>
@@ -1105,7 +1106,7 @@
 </file>
 
 <file path=word/footnotes.xml><?xml version="1.0" encoding="utf-8"?>
-<w:footnotes xmlns:wpc="http://schemas.microsoft.com/office/word/2010/wordprocessingCanvas" xmlns:cx="http://schemas.microsoft.com/office/drawing/2014/chartex" xmlns:cx1="http://schemas.microsoft.com/office/drawing/2015/9/8/chartex" xmlns:cx2="http://schemas.microsoft.com/office/drawing/2015/10/21/chartex" xmlns:cx3="http://schemas.microsoft.com/office/drawing/2016/5/9/chartex" xmlns:cx4="http://schemas.microsoft.com/office/drawing/2016/5/10/chartex" xmlns:cx5="http://schemas.microsoft.com/office/drawing/2016/5/11/chartex" xmlns:cx6="http://schemas.microsoft.com/office/drawing/2016/5/12/chartex" xmlns:cx7="http://schemas.microsoft.com/office/drawing/2016/5/13/chartex" xmlns:cx8="http://schemas.microsoft.com/office/drawing/2016/5/14/chartex" xmlns:mc="http://schemas.openxmlformats.org/markup-compatibility/2006" xmlns:aink="http://schemas.microsoft.com/office/drawing/2016/ink" xmlns:am3d="http://schemas.microsoft.com/office/drawing/2017/model3d" xmlns:o="urn:schemas-microsoft-com:office:office" xmlns:oel="http://schemas.microsoft.com/office/2019/extlst" xmlns:r="http://schemas.openxmlformats.org/officeDocument/2006/relationships" xmlns:m="http://schemas.openxmlformats.org/officeDocument/2006/math" xmlns:v="urn:schemas-microsoft-com:vml" xmlns:wp14="http://schemas.microsoft.com/office/word/2010/wordprocessingDrawing" xmlns:wp="http://schemas.openxmlformats.org/drawingml/2006/wordprocessingDrawing" xmlns:w10="urn:schemas-microsoft-com:office:word" xmlns:w="http://schemas.openxmlformats.org/wordprocessingml/2006/main" xmlns:w14="http://schemas.microsoft.com/office/word/2010/wordml" xmlns:w15="http://schemas.microsoft.com/office/word/2012/wordml" xmlns:w16cex="http://schemas.microsoft.com/office/word/2018/wordml/cex" xmlns:w16cid="http://schemas.microsoft.com/office/word/2016/wordml/cid" xmlns:w16="http://schemas.microsoft.com/office/word/2018/wordml" xmlns:w16du="http://schemas.microsoft.com/office/word/2023/wordml/word16du" xmlns:w16sdtdh="http://schemas.microsoft.com/office/word/2020/wordml/sdtdatahash" xmlns:w16se="http://schemas.microsoft.com/office/word/2015/wordml/symex" xmlns:wpg="http://schemas.microsoft.com/office/word/2010/wordprocessingGroup" xmlns:wpi="http://schemas.microsoft.com/office/word/2010/wordprocessingInk" xmlns:wne="http://schemas.microsoft.com/office/word/2006/wordml" xmlns:wps="http://schemas.microsoft.com/office/word/2010/wordprocessingShape" mc:Ignorable="w14 w15 w16se w16cid w16 w16cex w16sdtdh wp14">
+<w:footnotes xmlns:wpc="http://schemas.microsoft.com/office/word/2010/wordprocessingCanvas" xmlns:cx="http://schemas.microsoft.com/office/drawing/2014/chartex" xmlns:cx1="http://schemas.microsoft.com/office/drawing/2015/9/8/chartex" xmlns:cx2="http://schemas.microsoft.com/office/drawing/2015/10/21/chartex" xmlns:cx3="http://schemas.microsoft.com/office/drawing/2016/5/9/chartex" xmlns:cx4="http://schemas.microsoft.com/office/drawing/2016/5/10/chartex" xmlns:cx5="http://schemas.microsoft.com/office/drawing/2016/5/11/chartex" xmlns:cx6="http://schemas.microsoft.com/office/drawing/2016/5/12/chartex" xmlns:cx7="http://schemas.microsoft.com/office/drawing/2016/5/13/chartex" xmlns:cx8="http://schemas.microsoft.com/office/drawing/2016/5/14/chartex" xmlns:mc="http://schemas.openxmlformats.org/markup-compatibility/2006" xmlns:aink="http://schemas.microsoft.com/office/drawing/2016/ink" xmlns:am3d="http://schemas.microsoft.com/office/drawing/2017/model3d" xmlns:o="urn:schemas-microsoft-com:office:office" xmlns:oel="http://schemas.microsoft.com/office/2019/extlst" xmlns:r="http://schemas.openxmlformats.org/officeDocument/2006/relationships" xmlns:m="http://schemas.openxmlformats.org/officeDocument/2006/math" xmlns:v="urn:schemas-microsoft-com:vml" xmlns:wp14="http://schemas.microsoft.com/office/word/2010/wordprocessingDrawing" xmlns:wp="http://schemas.openxmlformats.org/drawingml/2006/wordprocessingDrawing" xmlns:w10="urn:schemas-microsoft-com:office:word" xmlns:w="http://schemas.openxmlformats.org/wordprocessingml/2006/main" xmlns:w14="http://schemas.microsoft.com/office/word/2010/wordml" xmlns:w15="http://schemas.microsoft.com/office/word/2012/wordml" xmlns:w16cex="http://schemas.microsoft.com/office/word/2018/wordml/cex" xmlns:w16cid="http://schemas.microsoft.com/office/word/2016/wordml/cid" xmlns:w16="http://schemas.microsoft.com/office/word/2018/wordml" xmlns:w16sdtdh="http://schemas.microsoft.com/office/word/2020/wordml/sdtdatahash" xmlns:w16se="http://schemas.microsoft.com/office/word/2015/wordml/symex" xmlns:wpg="http://schemas.microsoft.com/office/word/2010/wordprocessingGroup" xmlns:wpi="http://schemas.microsoft.com/office/word/2010/wordprocessingInk" xmlns:wne="http://schemas.microsoft.com/office/word/2006/wordml" xmlns:wps="http://schemas.microsoft.com/office/word/2010/wordprocessingShape" mc:Ignorable="w14 w15 w16se w16cid w16 w16cex w16sdtdh wp14">
   <w:footnote w:type="separator" w:id="-1">
     <w:p>
       <w:pPr>
@@ -1130,7 +1131,7 @@
 </file>
 
 <file path=word/numbering.xml><?xml version="1.0" encoding="utf-8"?>
-<w:numbering xmlns:wpc="http://schemas.microsoft.com/office/word/2010/wordprocessingCanvas" xmlns:cx="http://schemas.microsoft.com/office/drawing/2014/chartex" xmlns:cx1="http://schemas.microsoft.com/office/drawing/2015/9/8/chartex" xmlns:cx2="http://schemas.microsoft.com/office/drawing/2015/10/21/chartex" xmlns:cx3="http://schemas.microsoft.com/office/drawing/2016/5/9/chartex" xmlns:cx4="http://schemas.microsoft.com/office/drawing/2016/5/10/chartex" xmlns:cx5="http://schemas.microsoft.com/office/drawing/2016/5/11/chartex" xmlns:cx6="http://schemas.microsoft.com/office/drawing/2016/5/12/chartex" xmlns:cx7="http://schemas.microsoft.com/office/drawing/2016/5/13/chartex" xmlns:cx8="http://schemas.microsoft.com/office/drawing/2016/5/14/chartex" xmlns:mc="http://schemas.openxmlformats.org/markup-compatibility/2006" xmlns:aink="http://schemas.microsoft.com/office/drawing/2016/ink" xmlns:am3d="http://schemas.microsoft.com/office/drawing/2017/model3d" xmlns:o="urn:schemas-microsoft-com:office:office" xmlns:oel="http://schemas.microsoft.com/office/2019/extlst" xmlns:r="http://schemas.openxmlformats.org/officeDocument/2006/relationships" xmlns:m="http://schemas.openxmlformats.org/officeDocument/2006/math" xmlns:v="urn:schemas-microsoft-com:vml" xmlns:wp14="http://schemas.microsoft.com/office/word/2010/wordprocessingDrawing" xmlns:wp="http://schemas.openxmlformats.org/drawingml/2006/wordprocessingDrawing" xmlns:w10="urn:schemas-microsoft-com:office:word" xmlns:w="http://schemas.openxmlformats.org/wordprocessingml/2006/main" xmlns:w14="http://schemas.microsoft.com/office/word/2010/wordml" xmlns:w15="http://schemas.microsoft.com/office/word/2012/wordml" xmlns:w16cex="http://schemas.microsoft.com/office/word/2018/wordml/cex" xmlns:w16cid="http://schemas.microsoft.com/office/word/2016/wordml/cid" xmlns:w16="http://schemas.microsoft.com/office/word/2018/wordml" xmlns:w16du="http://schemas.microsoft.com/office/word/2023/wordml/word16du" xmlns:w16sdtdh="http://schemas.microsoft.com/office/word/2020/wordml/sdtdatahash" xmlns:w16se="http://schemas.microsoft.com/office/word/2015/wordml/symex" xmlns:wpg="http://schemas.microsoft.com/office/word/2010/wordprocessingGroup" xmlns:wpi="http://schemas.microsoft.com/office/word/2010/wordprocessingInk" xmlns:wne="http://schemas.microsoft.com/office/word/2006/wordml" xmlns:wps="http://schemas.microsoft.com/office/word/2010/wordprocessingShape" mc:Ignorable="w14 w15 w16se w16cid w16 w16cex w16sdtdh wp14">
+<w:numbering xmlns:wpc="http://schemas.microsoft.com/office/word/2010/wordprocessingCanvas" xmlns:cx="http://schemas.microsoft.com/office/drawing/2014/chartex" xmlns:cx1="http://schemas.microsoft.com/office/drawing/2015/9/8/chartex" xmlns:cx2="http://schemas.microsoft.com/office/drawing/2015/10/21/chartex" xmlns:cx3="http://schemas.microsoft.com/office/drawing/2016/5/9/chartex" xmlns:cx4="http://schemas.microsoft.com/office/drawing/2016/5/10/chartex" xmlns:cx5="http://schemas.microsoft.com/office/drawing/2016/5/11/chartex" xmlns:cx6="http://schemas.microsoft.com/office/drawing/2016/5/12/chartex" xmlns:cx7="http://schemas.microsoft.com/office/drawing/2016/5/13/chartex" xmlns:cx8="http://schemas.microsoft.com/office/drawing/2016/5/14/chartex" xmlns:mc="http://schemas.openxmlformats.org/markup-compatibility/2006" xmlns:aink="http://schemas.microsoft.com/office/drawing/2016/ink" xmlns:am3d="http://schemas.microsoft.com/office/drawing/2017/model3d" xmlns:o="urn:schemas-microsoft-com:office:office" xmlns:oel="http://schemas.microsoft.com/office/2019/extlst" xmlns:r="http://schemas.openxmlformats.org/officeDocument/2006/relationships" xmlns:m="http://schemas.openxmlformats.org/officeDocument/2006/math" xmlns:v="urn:schemas-microsoft-com:vml" xmlns:wp14="http://schemas.microsoft.com/office/word/2010/wordprocessingDrawing" xmlns:wp="http://schemas.openxmlformats.org/drawingml/2006/wordprocessingDrawing" xmlns:w10="urn:schemas-microsoft-com:office:word" xmlns:w="http://schemas.openxmlformats.org/wordprocessingml/2006/main" xmlns:w14="http://schemas.microsoft.com/office/word/2010/wordml" xmlns:w15="http://schemas.microsoft.com/office/word/2012/wordml" xmlns:w16cex="http://schemas.microsoft.com/office/word/2018/wordml/cex" xmlns:w16cid="http://schemas.microsoft.com/office/word/2016/wordml/cid" xmlns:w16="http://schemas.microsoft.com/office/word/2018/wordml" xmlns:w16sdtdh="http://schemas.microsoft.com/office/word/2020/wordml/sdtdatahash" xmlns:w16se="http://schemas.microsoft.com/office/word/2015/wordml/symex" xmlns:wpg="http://schemas.microsoft.com/office/word/2010/wordprocessingGroup" xmlns:wpi="http://schemas.microsoft.com/office/word/2010/wordprocessingInk" xmlns:wne="http://schemas.microsoft.com/office/word/2006/wordml" xmlns:wps="http://schemas.microsoft.com/office/word/2010/wordprocessingShape" mc:Ignorable="w14 w15 w16se w16cid w16 w16cex w16sdtdh wp14">
   <w:abstractNum w:abstractNumId="0" w15:restartNumberingAfterBreak="0">
     <w:nsid w:val="06F5227F"/>
     <w:multiLevelType w:val="hybridMultilevel"/>
@@ -3435,7 +3436,7 @@
 </file>
 
 <file path=word/glossary/document.xml><?xml version="1.0" encoding="utf-8"?>
-<w:glossaryDocument xmlns:wpc="http://schemas.microsoft.com/office/word/2010/wordprocessingCanvas" xmlns:cx="http://schemas.microsoft.com/office/drawing/2014/chartex" xmlns:cx1="http://schemas.microsoft.com/office/drawing/2015/9/8/chartex" xmlns:cx2="http://schemas.microsoft.com/office/drawing/2015/10/21/chartex" xmlns:cx3="http://schemas.microsoft.com/office/drawing/2016/5/9/chartex" xmlns:cx4="http://schemas.microsoft.com/office/drawing/2016/5/10/chartex" xmlns:cx5="http://schemas.microsoft.com/office/drawing/2016/5/11/chartex" xmlns:cx6="http://schemas.microsoft.com/office/drawing/2016/5/12/chartex" xmlns:cx7="http://schemas.microsoft.com/office/drawing/2016/5/13/chartex" xmlns:cx8="http://schemas.microsoft.com/office/drawing/2016/5/14/chartex" xmlns:mc="http://schemas.openxmlformats.org/markup-compatibility/2006" xmlns:aink="http://schemas.microsoft.com/office/drawing/2016/ink" xmlns:am3d="http://schemas.microsoft.com/office/drawing/2017/model3d" xmlns:o="urn:schemas-microsoft-com:office:office" xmlns:oel="http://schemas.microsoft.com/office/2019/extlst" xmlns:r="http://schemas.openxmlformats.org/officeDocument/2006/relationships" xmlns:m="http://schemas.openxmlformats.org/officeDocument/2006/math" xmlns:v="urn:schemas-microsoft-com:vml" xmlns:wp14="http://schemas.microsoft.com/office/word/2010/wordprocessingDrawing" xmlns:wp="http://schemas.openxmlformats.org/drawingml/2006/wordprocessingDrawing" xmlns:w10="urn:schemas-microsoft-com:office:word" xmlns:w="http://schemas.openxmlformats.org/wordprocessingml/2006/main" xmlns:w14="http://schemas.microsoft.com/office/word/2010/wordml" xmlns:w15="http://schemas.microsoft.com/office/word/2012/wordml" xmlns:w16cex="http://schemas.microsoft.com/office/word/2018/wordml/cex" xmlns:w16cid="http://schemas.microsoft.com/office/word/2016/wordml/cid" xmlns:w16="http://schemas.microsoft.com/office/word/2018/wordml" xmlns:w16du="http://schemas.microsoft.com/office/word/2023/wordml/word16du" xmlns:w16sdtdh="http://schemas.microsoft.com/office/word/2020/wordml/sdtdatahash" xmlns:w16se="http://schemas.microsoft.com/office/word/2015/wordml/symex" xmlns:wpg="http://schemas.microsoft.com/office/word/2010/wordprocessingGroup" xmlns:wpi="http://schemas.microsoft.com/office/word/2010/wordprocessingInk" xmlns:wne="http://schemas.microsoft.com/office/word/2006/wordml" xmlns:wps="http://schemas.microsoft.com/office/word/2010/wordprocessingShape" mc:Ignorable="w14 w15 w16se w16cid w16 w16cex w16sdtdh wp14">
+<w:glossaryDocument xmlns:wpc="http://schemas.microsoft.com/office/word/2010/wordprocessingCanvas" xmlns:cx="http://schemas.microsoft.com/office/drawing/2014/chartex" xmlns:cx1="http://schemas.microsoft.com/office/drawing/2015/9/8/chartex" xmlns:cx2="http://schemas.microsoft.com/office/drawing/2015/10/21/chartex" xmlns:cx3="http://schemas.microsoft.com/office/drawing/2016/5/9/chartex" xmlns:cx4="http://schemas.microsoft.com/office/drawing/2016/5/10/chartex" xmlns:cx5="http://schemas.microsoft.com/office/drawing/2016/5/11/chartex" xmlns:cx6="http://schemas.microsoft.com/office/drawing/2016/5/12/chartex" xmlns:cx7="http://schemas.microsoft.com/office/drawing/2016/5/13/chartex" xmlns:cx8="http://schemas.microsoft.com/office/drawing/2016/5/14/chartex" xmlns:mc="http://schemas.openxmlformats.org/markup-compatibility/2006" xmlns:aink="http://schemas.microsoft.com/office/drawing/2016/ink" xmlns:am3d="http://schemas.microsoft.com/office/drawing/2017/model3d" xmlns:o="urn:schemas-microsoft-com:office:office" xmlns:oel="http://schemas.microsoft.com/office/2019/extlst" xmlns:r="http://schemas.openxmlformats.org/officeDocument/2006/relationships" xmlns:m="http://schemas.openxmlformats.org/officeDocument/2006/math" xmlns:v="urn:schemas-microsoft-com:vml" xmlns:wp14="http://schemas.microsoft.com/office/word/2010/wordprocessingDrawing" xmlns:wp="http://schemas.openxmlformats.org/drawingml/2006/wordprocessingDrawing" xmlns:w10="urn:schemas-microsoft-com:office:word" xmlns:w="http://schemas.openxmlformats.org/wordprocessingml/2006/main" xmlns:w14="http://schemas.microsoft.com/office/word/2010/wordml" xmlns:w15="http://schemas.microsoft.com/office/word/2012/wordml" xmlns:w16cex="http://schemas.microsoft.com/office/word/2018/wordml/cex" xmlns:w16cid="http://schemas.microsoft.com/office/word/2016/wordml/cid" xmlns:w16="http://schemas.microsoft.com/office/word/2018/wordml" xmlns:w16sdtdh="http://schemas.microsoft.com/office/word/2020/wordml/sdtdatahash" xmlns:w16se="http://schemas.microsoft.com/office/word/2015/wordml/symex" xmlns:wpg="http://schemas.microsoft.com/office/word/2010/wordprocessingGroup" xmlns:wpi="http://schemas.microsoft.com/office/word/2010/wordprocessingInk" xmlns:wne="http://schemas.microsoft.com/office/word/2006/wordml" xmlns:wps="http://schemas.microsoft.com/office/word/2010/wordprocessingShape" mc:Ignorable="w14 w15 w16se w16cid w16 w16cex w16sdtdh wp14">
   <w:docParts>
     <w:docPart>
       <w:docPartPr>
